--- a/guj/docx/003.content.docx
+++ b/guj/docx/003.content.docx
@@ -419,18 +419,12 @@
           <w:lang w:val="gu_IN" w:bidi="gu_IN"/>
         </w:rPr>
       </w:r>
-      <w:hyperlink r:id="rId13">
-        <w:r>
-          <w:rPr>
-            <w:lang w:val="gu_IN" w:bidi="gu_IN"/>
-          </w:rPr>
-          <w:rPr>
-            <w:color w:val="0000EE"/>
-            <w:u w:val="single"/>
-          </w:rPr>
-          <w:t>પ્રેરિતો 8:26–28</w:t>
-        </w:r>
-      </w:hyperlink>
+      <w:r>
+        <w:rPr>
+          <w:lang w:val="gu_IN" w:bidi="gu_IN"/>
+        </w:rPr>
+        <w:t>પ્રેરિતો 8:26–28</w:t>
+      </w:r>
     </w:p>
     <w:p>
       <w:pPr>
@@ -443,18 +437,12 @@
           <w:lang w:val="gu_IN" w:bidi="gu_IN"/>
         </w:rPr>
       </w:r>
-      <w:hyperlink r:id="rId14">
-        <w:r>
-          <w:rPr>
-            <w:lang w:val="gu_IN" w:bidi="gu_IN"/>
-          </w:rPr>
-          <w:rPr>
-            <w:color w:val="0000EE"/>
-            <w:u w:val="single"/>
-          </w:rPr>
-          <w:t>પ્રેરિતો 8:29–31</w:t>
-        </w:r>
-      </w:hyperlink>
+      <w:r>
+        <w:rPr>
+          <w:lang w:val="gu_IN" w:bidi="gu_IN"/>
+        </w:rPr>
+        <w:t>પ્રેરિતો 8:29–31</w:t>
+      </w:r>
     </w:p>
     <w:p>
       <w:pPr>
@@ -467,18 +455,12 @@
           <w:lang w:val="gu_IN" w:bidi="gu_IN"/>
         </w:rPr>
       </w:r>
-      <w:hyperlink r:id="rId15">
-        <w:r>
-          <w:rPr>
-            <w:lang w:val="gu_IN" w:bidi="gu_IN"/>
-          </w:rPr>
-          <w:rPr>
-            <w:color w:val="0000EE"/>
-            <w:u w:val="single"/>
-          </w:rPr>
-          <w:t>પ્રેરિતો 8:32–33</w:t>
-        </w:r>
-      </w:hyperlink>
+      <w:r>
+        <w:rPr>
+          <w:lang w:val="gu_IN" w:bidi="gu_IN"/>
+        </w:rPr>
+        <w:t>પ્રેરિતો 8:32–33</w:t>
+      </w:r>
     </w:p>
     <w:p>
       <w:pPr>
@@ -491,18 +473,12 @@
           <w:lang w:val="gu_IN" w:bidi="gu_IN"/>
         </w:rPr>
       </w:r>
-      <w:hyperlink r:id="rId16">
-        <w:r>
-          <w:rPr>
-            <w:lang w:val="gu_IN" w:bidi="gu_IN"/>
-          </w:rPr>
-          <w:rPr>
-            <w:color w:val="0000EE"/>
-            <w:u w:val="single"/>
-          </w:rPr>
-          <w:t>પ્રેરિતો 8:36–38</w:t>
-        </w:r>
-      </w:hyperlink>
+      <w:r>
+        <w:rPr>
+          <w:lang w:val="gu_IN" w:bidi="gu_IN"/>
+        </w:rPr>
+        <w:t>પ્રેરિતો 8:36–38</w:t>
+      </w:r>
     </w:p>
     <w:p>
       <w:pPr>
@@ -515,18 +491,12 @@
           <w:lang w:val="gu_IN" w:bidi="gu_IN"/>
         </w:rPr>
       </w:r>
-      <w:hyperlink r:id="rId17">
-        <w:r>
-          <w:rPr>
-            <w:lang w:val="gu_IN" w:bidi="gu_IN"/>
-          </w:rPr>
-          <w:rPr>
-            <w:color w:val="0000EE"/>
-            <w:u w:val="single"/>
-          </w:rPr>
-          <w:t>યશાયા 18:1–2</w:t>
-        </w:r>
-      </w:hyperlink>
+      <w:r>
+        <w:rPr>
+          <w:lang w:val="gu_IN" w:bidi="gu_IN"/>
+        </w:rPr>
+        <w:t>યશાયા 18:1–2</w:t>
+      </w:r>
     </w:p>
     <w:p>
       <w:pPr>
@@ -539,18 +509,12 @@
           <w:lang w:val="gu_IN" w:bidi="gu_IN"/>
         </w:rPr>
       </w:r>
-      <w:hyperlink r:id="rId18">
-        <w:r>
-          <w:rPr>
-            <w:lang w:val="gu_IN" w:bidi="gu_IN"/>
-          </w:rPr>
-          <w:rPr>
-            <w:color w:val="0000EE"/>
-            <w:u w:val="single"/>
-          </w:rPr>
-          <w:t>નાહૂમ 3:8–9</w:t>
-        </w:r>
-      </w:hyperlink>
+      <w:r>
+        <w:rPr>
+          <w:lang w:val="gu_IN" w:bidi="gu_IN"/>
+        </w:rPr>
+        <w:t>નાહૂમ 3:8–9</w:t>
+      </w:r>
     </w:p>
     <w:p>
       <w:pPr>
@@ -563,18 +527,12 @@
           <w:lang w:val="gu_IN" w:bidi="gu_IN"/>
         </w:rPr>
       </w:r>
-      <w:hyperlink r:id="rId19">
-        <w:r>
-          <w:rPr>
-            <w:lang w:val="gu_IN" w:bidi="gu_IN"/>
-          </w:rPr>
-          <w:rPr>
-            <w:color w:val="0000EE"/>
-            <w:u w:val="single"/>
-          </w:rPr>
-          <w:t>સફાન્યા 3:9–11</w:t>
-        </w:r>
-      </w:hyperlink>
+      <w:r>
+        <w:rPr>
+          <w:lang w:val="gu_IN" w:bidi="gu_IN"/>
+        </w:rPr>
+        <w:t>સફાન્યા 3:9–11</w:t>
+      </w:r>
     </w:p>
     <w:p>
       <w:pPr>
@@ -875,18 +833,12 @@
           <w:lang w:val="gu_IN" w:bidi="gu_IN"/>
         </w:rPr>
       </w:r>
-      <w:hyperlink r:id="rId20">
-        <w:r>
-          <w:rPr>
-            <w:lang w:val="gu_IN" w:bidi="gu_IN"/>
-          </w:rPr>
-          <w:rPr>
-            <w:color w:val="0000EE"/>
-            <w:u w:val="single"/>
-          </w:rPr>
-          <w:t>2 કાળવૃતાંત 36:20–21</w:t>
-        </w:r>
-      </w:hyperlink>
+      <w:r>
+        <w:rPr>
+          <w:lang w:val="gu_IN" w:bidi="gu_IN"/>
+        </w:rPr>
+        <w:t>2 કાળવૃતાંત 36:20–21</w:t>
+      </w:r>
     </w:p>
     <w:p>
       <w:pPr>
@@ -899,18 +851,12 @@
           <w:lang w:val="gu_IN" w:bidi="gu_IN"/>
         </w:rPr>
       </w:r>
-      <w:hyperlink r:id="rId21">
-        <w:r>
-          <w:rPr>
-            <w:lang w:val="gu_IN" w:bidi="gu_IN"/>
-          </w:rPr>
-          <w:rPr>
-            <w:color w:val="0000EE"/>
-            <w:u w:val="single"/>
-          </w:rPr>
-          <w:t>દાનિયેલ 10:12–13</w:t>
-        </w:r>
-      </w:hyperlink>
+      <w:r>
+        <w:rPr>
+          <w:lang w:val="gu_IN" w:bidi="gu_IN"/>
+        </w:rPr>
+        <w:t>દાનિયેલ 10:12–13</w:t>
+      </w:r>
     </w:p>
     <w:p>
       <w:pPr>
@@ -923,18 +869,12 @@
           <w:lang w:val="gu_IN" w:bidi="gu_IN"/>
         </w:rPr>
       </w:r>
-      <w:hyperlink r:id="rId22">
-        <w:r>
-          <w:rPr>
-            <w:lang w:val="gu_IN" w:bidi="gu_IN"/>
-          </w:rPr>
-          <w:rPr>
-            <w:color w:val="0000EE"/>
-            <w:u w:val="single"/>
-          </w:rPr>
-          <w:t>એસ્તેર 1:3–4</w:t>
-        </w:r>
-      </w:hyperlink>
+      <w:r>
+        <w:rPr>
+          <w:lang w:val="gu_IN" w:bidi="gu_IN"/>
+        </w:rPr>
+        <w:t>એસ્તેર 1:3–4</w:t>
+      </w:r>
     </w:p>
     <w:p>
       <w:pPr>
@@ -947,18 +887,12 @@
           <w:lang w:val="gu_IN" w:bidi="gu_IN"/>
         </w:rPr>
       </w:r>
-      <w:hyperlink r:id="rId23">
-        <w:r>
-          <w:rPr>
-            <w:lang w:val="gu_IN" w:bidi="gu_IN"/>
-          </w:rPr>
-          <w:rPr>
-            <w:color w:val="0000EE"/>
-            <w:u w:val="single"/>
-          </w:rPr>
-          <w:t>હઝકિએલ 27:10–11</w:t>
-        </w:r>
-      </w:hyperlink>
+      <w:r>
+        <w:rPr>
+          <w:lang w:val="gu_IN" w:bidi="gu_IN"/>
+        </w:rPr>
+        <w:t>હઝકિએલ 27:10–11</w:t>
+      </w:r>
     </w:p>
     <w:p>
       <w:pPr>
@@ -1258,18 +1192,12 @@
           <w:lang w:val="gu_IN" w:bidi="gu_IN"/>
         </w:rPr>
       </w:r>
-      <w:hyperlink r:id="rId24">
-        <w:r>
-          <w:rPr>
-            <w:lang w:val="gu_IN" w:bidi="gu_IN"/>
-          </w:rPr>
-          <w:rPr>
-            <w:color w:val="0000EE"/>
-            <w:u w:val="single"/>
-          </w:rPr>
-          <w:t>પ્રે.કૃ. 26:6–8</w:t>
-        </w:r>
-      </w:hyperlink>
+      <w:r>
+        <w:rPr>
+          <w:lang w:val="gu_IN" w:bidi="gu_IN"/>
+        </w:rPr>
+        <w:t>પ્રે.કૃ. 26:6–8</w:t>
+      </w:r>
     </w:p>
     <w:p>
       <w:pPr>
@@ -1282,18 +1210,12 @@
           <w:lang w:val="gu_IN" w:bidi="gu_IN"/>
         </w:rPr>
       </w:r>
-      <w:hyperlink r:id="rId25">
-        <w:r>
-          <w:rPr>
-            <w:lang w:val="gu_IN" w:bidi="gu_IN"/>
-          </w:rPr>
-          <w:rPr>
-            <w:color w:val="0000EE"/>
-            <w:u w:val="single"/>
-          </w:rPr>
-          <w:t>ઉત્પત્તિ 49:28–30</w:t>
-        </w:r>
-      </w:hyperlink>
+      <w:r>
+        <w:rPr>
+          <w:lang w:val="gu_IN" w:bidi="gu_IN"/>
+        </w:rPr>
+        <w:t>ઉત્પત્તિ 49:28–30</w:t>
+      </w:r>
     </w:p>
     <w:p>
       <w:pPr>
@@ -1306,18 +1228,12 @@
           <w:lang w:val="gu_IN" w:bidi="gu_IN"/>
         </w:rPr>
       </w:r>
-      <w:hyperlink r:id="rId26">
-        <w:r>
-          <w:rPr>
-            <w:lang w:val="gu_IN" w:bidi="gu_IN"/>
-          </w:rPr>
-          <w:rPr>
-            <w:color w:val="0000EE"/>
-            <w:u w:val="single"/>
-          </w:rPr>
-          <w:t>લુક 22:28–30</w:t>
-        </w:r>
-      </w:hyperlink>
+      <w:r>
+        <w:rPr>
+          <w:lang w:val="gu_IN" w:bidi="gu_IN"/>
+        </w:rPr>
+        <w:t>લુક 22:28–30</w:t>
+      </w:r>
     </w:p>
     <w:p>
       <w:pPr>
@@ -1330,18 +1246,12 @@
           <w:lang w:val="gu_IN" w:bidi="gu_IN"/>
         </w:rPr>
       </w:r>
-      <w:hyperlink r:id="rId27">
-        <w:r>
-          <w:rPr>
-            <w:lang w:val="gu_IN" w:bidi="gu_IN"/>
-          </w:rPr>
-          <w:rPr>
-            <w:color w:val="0000EE"/>
-            <w:u w:val="single"/>
-          </w:rPr>
-          <w:t>માથ્થી 19:28</w:t>
-        </w:r>
-      </w:hyperlink>
+      <w:r>
+        <w:rPr>
+          <w:lang w:val="gu_IN" w:bidi="gu_IN"/>
+        </w:rPr>
+        <w:t>માથ્થી 19:28</w:t>
+      </w:r>
     </w:p>
     <w:p>
       <w:pPr>
